--- a/Fase 2/Evidencias Proyecto/Evidencias de documentación/Evidencia_1_Planificacion_Vision_Backlog_Historias_LogiSLA.docx
+++ b/Fase 2/Evidencias Proyecto/Evidencias de documentación/Evidencia_1_Planificacion_Vision_Backlog_Historias_LogiSLA.docx
@@ -612,7 +612,7 @@
                 <w:sz w:val="18"/>
                 <w:szCs w:val="18"/>
               </w:rPr>
-              <w:t>Semana 10 completada: Sprints 1 a 3 cerrados (ingesta, motor de auditoría y dashboard). El módulo de IA, la migración a PostgreSQL, el CI/CD y las pruebas E2E se desarrollan entre las semanas 13 y 15. Proyecto final completo el martes 17 de noviembre; defensa el martes 1 de diciembre</w:t>
+              <w:t xml:space="preserve">Semana 12, cierre de la Fase 2: Sprints 1 a 3 cerrados (ingesta, motor de auditoría y dashboard). Gráficos, módulo de IA, PostgreSQL con Alembic y Docker en el Sprint 4 (28 de octubre al 9 de noviembre, semanas 12 y 13); CI/CD, pruebas E2E y despliegue en GCP en el Sprint 5 (10 al 16 de noviembre, semana 14). Proyecto terminado y funcionando sin errores el martes 17 de noviembre (semana 15); defensa el martes 1 de diciembre.</w:t>
             </w:r>
           </w:p>
         </w:tc>
@@ -1330,7 +1330,7 @@
           <w:sz w:val="20"/>
           <w:szCs w:val="20"/>
         </w:rPr>
-        <w:t xml:space="preserve"> ingesta de CSV/Excel con reconocimiento automático de columnas · motor de auditoría en horas hábiles con feriados de Chile · regla SLA por transportista y tipo de servicio con multa fija por guía · dashboard con gráficos, filtros, búsqueda y descarga CSV · carta de reclamo y resumen ejecutivo con IA (con plantilla de respaldo) · despliegue en GCP con CI/CD.</w:t>
+        <w:t xml:space="preserve"> ingesta de CSV/Excel con reconocimiento automático de columnas · motor de auditoría en horas hábiles con feriados de Chile · regla SLA por transportista con multa fija por guía · dashboard con gráficos, filtros, búsqueda y descarga CSV · carta de reclamo y resumen ejecutivo con IA (con plantilla de respaldo) · despliegue en GCP con CI/CD.</w:t>
       </w:r>
     </w:p>
     <w:p>
@@ -1431,7 +1431,7 @@
           <w:sz w:val="20"/>
           <w:szCs w:val="20"/>
         </w:rPr>
-        <w:t>Cálculo de multas con cero fallas toleradas: 20 pruebas unitarias de horas hábiles y multas.</w:t>
+        <w:t xml:space="preserve">Cálculo de multas con cero fallas toleradas: 20 pruebas unitarias del motor de auditoría (horas hábiles, cumplimiento y multa, transportistas y reglas SLA).</w:t>
       </w:r>
     </w:p>
     <w:p>
@@ -2461,7 +2461,7 @@
                 <w:sz w:val="18"/>
                 <w:szCs w:val="18"/>
               </w:rPr>
-              <w:t>6 y 13 oct (clase del 13 suspendida por lluvia)</w:t>
+              <w:t xml:space="preserve">6 y 13 oct (clase del 13 suspendida por temporal)</w:t>
             </w:r>
           </w:p>
         </w:tc>
@@ -2586,7 +2586,7 @@
                 <w:sz w:val="18"/>
                 <w:szCs w:val="18"/>
               </w:rPr>
-              <w:t>20 y 27 oct</w:t>
+              <w:t xml:space="preserve">20 oct (en línea, instrucciones para la presentación) y 27 oct</w:t>
             </w:r>
           </w:p>
         </w:tc>
@@ -2651,7 +2651,7 @@
                 <w:sz w:val="18"/>
                 <w:szCs w:val="18"/>
               </w:rPr>
-              <w:t>Sprint 4 · IA generativa, PostgreSQL con Alembic y Docker</w:t>
+              <w:t xml:space="preserve">Sprint 4 · IA generativa, gráficos, PostgreSQL con Alembic y Docker</w:t>
             </w:r>
           </w:p>
         </w:tc>
@@ -2681,7 +2681,7 @@
                 <w:sz w:val="18"/>
                 <w:szCs w:val="18"/>
               </w:rPr>
-              <w:t>13 y 14</w:t>
+              <w:t xml:space="preserve">12 y 13</w:t>
             </w:r>
           </w:p>
         </w:tc>
@@ -2711,7 +2711,7 @@
                 <w:sz w:val="18"/>
                 <w:szCs w:val="18"/>
               </w:rPr>
-              <w:t>3 y 10 nov</w:t>
+              <w:t xml:space="preserve">28 oct al 9 nov (clase 3 nov)</w:t>
             </w:r>
           </w:p>
         </w:tc>
@@ -2806,7 +2806,7 @@
                 <w:sz w:val="18"/>
                 <w:szCs w:val="18"/>
               </w:rPr>
-              <w:t>15</w:t>
+              <w:t xml:space="preserve">14</w:t>
             </w:r>
           </w:p>
         </w:tc>
@@ -2836,7 +2836,7 @@
                 <w:sz w:val="18"/>
                 <w:szCs w:val="18"/>
               </w:rPr>
-              <w:t>17 nov</w:t>
+              <w:t xml:space="preserve">10 al 16 nov (clase 10 nov)</w:t>
             </w:r>
           </w:p>
         </w:tc>
@@ -2901,7 +2901,7 @@
                 <w:sz w:val="18"/>
                 <w:szCs w:val="18"/>
               </w:rPr>
-              <w:t>Proyecto final completo</w:t>
+              <w:t xml:space="preserve">Proyecto terminado y funcionando sin errores</w:t>
             </w:r>
           </w:p>
         </w:tc>
@@ -3259,7 +3259,7 @@
           <w:sz w:val="19"/>
           <w:szCs w:val="19"/>
         </w:rPr>
-        <w:t>Las fechas se calcularon contando hacia atrás desde la semana 12 (martes 27 de octubre). El Sprint 3 se cerró con el dashboard; la IA, la migración a PostgreSQL, el CI/CD y las pruebas E2E se desarrollan a partir de la semana 13.</w:t>
+        <w:t xml:space="preserve">Las fechas se calcularon contando hacia atrás desde la entrega del martes 17 de noviembre (semana 15), cuando el proyecto debe estar terminado y funcionando sin errores. El Sprint 3 se cerró con el dashboard; la IA, la migración a PostgreSQL, el CI/CD y las pruebas E2E se desarrollan a partir del 28 de octubre, después de la presentación de la Fase 2.</w:t>
       </w:r>
     </w:p>
     <w:p>
@@ -4141,7 +4141,7 @@
           <w:sz w:val="20"/>
           <w:szCs w:val="20"/>
         </w:rPr>
-        <w:t>Motor: horas hábiles (lun–vie, 09:00–18:00) · feriados de Chile · regla SLA por transportista y servicio · multa fija por guía</w:t>
+        <w:t xml:space="preserve">Motor: horas hábiles (lun–vie, 09:00–18:00) · feriados de Chile · regla SLA por transportista · multa fija por guía</w:t>
       </w:r>
     </w:p>
     <w:p>
@@ -6077,7 +6077,7 @@
                 <w:sz w:val="18"/>
                 <w:szCs w:val="18"/>
               </w:rPr>
-              <w:t>Regla SLA por transportista y tipo de servicio</w:t>
+              <w:t xml:space="preserve">Regla SLA por transportista con plazo en horas hábiles</w:t>
             </w:r>
           </w:p>
         </w:tc>
@@ -6937,7 +6937,7 @@
                 <w:sz w:val="18"/>
                 <w:szCs w:val="18"/>
               </w:rPr>
-              <w:t>20 pruebas unitarias de horas hábiles y multas</w:t>
+              <w:t xml:space="preserve">20 pruebas unitarias del motor de auditoría</w:t>
             </w:r>
           </w:p>
         </w:tc>
@@ -11940,7 +11940,7 @@
           <w:sz w:val="20"/>
           <w:szCs w:val="20"/>
         </w:rPr>
-        <w:t xml:space="preserve"> · Como equipo de finanzas, quiero que cada guía se compare con la regla SLA de su transportista y tipo de servicio, para saber cuáles incumplieron. · 5 pts</w:t>
+        <w:t xml:space="preserve"> · Como equipo de finanzas, quiero que cada guía se compare con la regla SLA de su transportista, para saber cuáles incumplieron. · 5 pts</w:t>
       </w:r>
     </w:p>
     <w:p>
